--- a/docs/JamiiKazini_User_Manual.docx
+++ b/docs/JamiiKazini_User_Manual.docx
@@ -4364,7 +4364,7 @@
           <w:sz w:val="22"/>
           <w:szCs w:val="22"/>
         </w:rPr>
-        <w:t xml:space="preserve">Contact platform support through the channel provided on the JamiiKazini website for account-level or technical issues.</w:t>
+        <w:t xml:space="preserve">Email support@jamiikazini.com if you need help directly from the platform team, for account-level or technical issues.</w:t>
       </w:r>
     </w:p>
     <w:p>
